--- a/文件/02/项目需求文档02.docx
+++ b/文件/02/项目需求文档02.docx
@@ -114,17 +114,17 @@
           <w:rFonts w:hint="eastAsia"/>
           <w:lang w:val="en-US" w:eastAsia="zh-CN"/>
         </w:rPr>
-        <w:t>A中excel中D列标题自定义(字段标题名)下的数据行数据传输到B中excel中指定的B</w:t>
-      </w:r>
-      <w:bookmarkStart w:id="0" w:name="_GoBack"/>
-      <w:bookmarkEnd w:id="0"/>
-      <w:r>
-        <w:rPr>
-          <w:rFonts w:hint="eastAsia"/>
-          <w:lang w:val="en-US" w:eastAsia="zh-CN"/>
-        </w:rPr>
-        <w:t>列标题平台SKU(字段标题名)下的数据行中。</w:t>
-      </w:r>
+        <w:t>A中excel中D列标题自定义SKU(字段标题名)下的数据行数据传输到B中excel中指定的B列标题平台SKU(字段标题名)下的数据行中。</w:t>
+      </w:r>
+    </w:p>
+    <w:p>
+      <w:pPr>
+        <w:ind w:firstLine="420" w:firstLineChars="0"/>
+        <w:rPr>
+          <w:rFonts w:hint="eastAsia"/>
+          <w:lang w:val="en-US" w:eastAsia="zh-CN"/>
+        </w:rPr>
+      </w:pPr>
     </w:p>
     <w:p>
       <w:pPr>
@@ -288,7 +288,9 @@
     <w:p>
       <w:pPr>
         <w:rPr>
-          <w:rFonts w:hint="default"/>
+          <w:rFonts w:hint="eastAsia" w:ascii="宋体" w:hAnsi="宋体" w:eastAsia="宋体" w:cs="宋体"/>
+          <w:sz w:val="24"/>
+          <w:szCs w:val="24"/>
           <w:lang w:val="en-US" w:eastAsia="zh-CN"/>
         </w:rPr>
       </w:pPr>
@@ -307,6 +309,36 @@
           <w:lang w:val="en-US" w:eastAsia="zh-CN"/>
         </w:rPr>
         <w:t>文件A和文件B的Excel表格的自带格式不能被破坏（如公式等），将文件A对应数据映射到文件B采用复制、粘贴为数值（v）的方式，没有粘贴为数值则粘贴为文本。</w:t>
+      </w:r>
+    </w:p>
+    <w:p>
+      <w:pPr>
+        <w:rPr>
+          <w:rFonts w:hint="default" w:ascii="宋体" w:hAnsi="宋体" w:eastAsia="宋体" w:cs="宋体"/>
+          <w:sz w:val="24"/>
+          <w:szCs w:val="24"/>
+          <w:lang w:val="en-US" w:eastAsia="zh-CN"/>
+        </w:rPr>
+      </w:pPr>
+      <w:r>
+        <w:rPr>
+          <w:rFonts w:hint="eastAsia" w:ascii="宋体" w:hAnsi="宋体" w:eastAsia="宋体" w:cs="宋体"/>
+          <w:sz w:val="24"/>
+          <w:szCs w:val="24"/>
+          <w:lang w:val="en-US" w:eastAsia="zh-CN"/>
+        </w:rPr>
+        <w:t>6.如果B中已有数据，则在存在数据的行末尾，再隔三行进行输入</w:t>
+      </w:r>
+      <w:bookmarkStart w:id="0" w:name="_GoBack"/>
+      <w:bookmarkEnd w:id="0"/>
+      <w:r>
+        <w:rPr>
+          <w:rFonts w:hint="eastAsia" w:ascii="宋体" w:hAnsi="宋体" w:eastAsia="宋体" w:cs="宋体"/>
+          <w:sz w:val="24"/>
+          <w:szCs w:val="24"/>
+          <w:lang w:val="en-US" w:eastAsia="zh-CN"/>
+        </w:rPr>
+        <w:t>。</w:t>
       </w:r>
     </w:p>
     <w:p>
@@ -442,7 +474,7 @@
     <w:lsdException w:unhideWhenUsed="0" w:uiPriority="0" w:semiHidden="0" w:name="HTML Sample"/>
     <w:lsdException w:unhideWhenUsed="0" w:uiPriority="0" w:semiHidden="0" w:name="HTML Typewriter"/>
     <w:lsdException w:unhideWhenUsed="0" w:uiPriority="0" w:semiHidden="0" w:name="HTML Variable"/>
-    <w:lsdException w:unhideWhenUsed="0" w:uiPriority="0" w:name="Normal Table"/>
+    <w:lsdException w:qFormat="1" w:unhideWhenUsed="0" w:uiPriority="0" w:name="Normal Table"/>
     <w:lsdException w:unhideWhenUsed="0" w:uiPriority="0" w:semiHidden="0" w:name="annotation subject"/>
     <w:lsdException w:unhideWhenUsed="0" w:uiPriority="0" w:semiHidden="0" w:name="Table Simple 1"/>
     <w:lsdException w:unhideWhenUsed="0" w:uiPriority="0" w:semiHidden="0" w:name="Table Simple 2"/>
@@ -613,6 +645,7 @@
   <w:style w:type="table" w:default="1" w:styleId="2">
     <w:name w:val="Normal Table"/>
     <w:semiHidden/>
+    <w:qFormat/>
     <w:uiPriority w:val="0"/>
     <w:tblPr>
       <w:tblCellMar>
